--- a/lecNote/04_DBMS/0604.5_Sequence.docx
+++ b/lecNote/04_DBMS/0604.5_Sequence.docx
@@ -1,6 +1,6 @@
 
 <file path=word/document.xml><?xml version="1.0" encoding="utf-8"?>
-<w:document xmlns:wpc="http://schemas.microsoft.com/office/word/2010/wordprocessingCanvas" xmlns:cx="http://schemas.microsoft.com/office/drawing/2014/chartex" xmlns:mc="http://schemas.openxmlformats.org/markup-compatibility/2006" xmlns:o="urn:schemas-microsoft-com:office:office" xmlns:r="http://schemas.openxmlformats.org/officeDocument/2006/relationships" xmlns:m="http://schemas.openxmlformats.org/officeDocument/2006/math" xmlns:v="urn:schemas-microsoft-com:vml" xmlns:wp14="http://schemas.microsoft.com/office/word/2010/wordprocessingDrawing" xmlns:wp="http://schemas.openxmlformats.org/drawingml/2006/wordprocessingDrawing" xmlns:w10="urn:schemas-microsoft-com:office:word" xmlns:w="http://schemas.openxmlformats.org/wordprocessingml/2006/main" xmlns:w14="http://schemas.microsoft.com/office/word/2010/wordml" xmlns:w15="http://schemas.microsoft.com/office/word/2012/wordml" xmlns:w16se="http://schemas.microsoft.com/office/word/2015/wordml/symex" xmlns:wpg="http://schemas.microsoft.com/office/word/2010/wordprocessingGroup" xmlns:wpi="http://schemas.microsoft.com/office/word/2010/wordprocessingInk" xmlns:wne="http://schemas.microsoft.com/office/word/2006/wordml" xmlns:wps="http://schemas.microsoft.com/office/word/2010/wordprocessingShape" mc:Ignorable="w14 w15 w16se wp14">
+<w:document xmlns:wpc="http://schemas.microsoft.com/office/word/2010/wordprocessingCanvas" xmlns:cx="http://schemas.microsoft.com/office/drawing/2014/chartex" xmlns:cx1="http://schemas.microsoft.com/office/drawing/2015/9/8/chartex" xmlns:cx2="http://schemas.microsoft.com/office/drawing/2015/10/21/chartex" xmlns:cx3="http://schemas.microsoft.com/office/drawing/2016/5/9/chartex" xmlns:cx4="http://schemas.microsoft.com/office/drawing/2016/5/10/chartex" xmlns:cx5="http://schemas.microsoft.com/office/drawing/2016/5/11/chartex" xmlns:cx6="http://schemas.microsoft.com/office/drawing/2016/5/12/chartex" xmlns:cx7="http://schemas.microsoft.com/office/drawing/2016/5/13/chartex" xmlns:cx8="http://schemas.microsoft.com/office/drawing/2016/5/14/chartex" xmlns:mc="http://schemas.openxmlformats.org/markup-compatibility/2006" xmlns:aink="http://schemas.microsoft.com/office/drawing/2016/ink" xmlns:am3d="http://schemas.microsoft.com/office/drawing/2017/model3d" xmlns:o="urn:schemas-microsoft-com:office:office" xmlns:oel="http://schemas.microsoft.com/office/2019/extlst" xmlns:r="http://schemas.openxmlformats.org/officeDocument/2006/relationships" xmlns:m="http://schemas.openxmlformats.org/officeDocument/2006/math" xmlns:v="urn:schemas-microsoft-com:vml" xmlns:wp14="http://schemas.microsoft.com/office/word/2010/wordprocessingDrawing" xmlns:wp="http://schemas.openxmlformats.org/drawingml/2006/wordprocessingDrawing" xmlns:w10="urn:schemas-microsoft-com:office:word" xmlns:w="http://schemas.openxmlformats.org/wordprocessingml/2006/main" xmlns:w14="http://schemas.microsoft.com/office/word/2010/wordml" xmlns:w15="http://schemas.microsoft.com/office/word/2012/wordml" xmlns:w16cex="http://schemas.microsoft.com/office/word/2018/wordml/cex" xmlns:w16cid="http://schemas.microsoft.com/office/word/2016/wordml/cid" xmlns:w16="http://schemas.microsoft.com/office/word/2018/wordml" xmlns:w16du="http://schemas.microsoft.com/office/word/2023/wordml/word16du" xmlns:w16sdtdh="http://schemas.microsoft.com/office/word/2020/wordml/sdtdatahash" xmlns:w16sdtfl="http://schemas.microsoft.com/office/word/2024/wordml/sdtformatlock" xmlns:w16se="http://schemas.microsoft.com/office/word/2015/wordml/symex" xmlns:wpg="http://schemas.microsoft.com/office/word/2010/wordprocessingGroup" xmlns:wpi="http://schemas.microsoft.com/office/word/2010/wordprocessingInk" xmlns:wne="http://schemas.microsoft.com/office/word/2006/wordml" xmlns:wps="http://schemas.microsoft.com/office/word/2010/wordprocessingShape" mc:Ignorable="w14 w15 w16se w16cid w16 w16cex w16sdtdh w16sdtfl w16du wp14">
   <w:body>
     <w:p>
       <w:pPr>
@@ -1034,7 +1034,7 @@
         <w:spacing w:after="0" w:line="384" w:lineRule="auto"/>
         <w:ind w:left="1000" w:hanging="200"/>
         <w:rPr>
-          <w:rFonts w:eastAsia="맑은 고딕" w:hint="eastAsia"/>
+          <w:rFonts w:eastAsia="맑은 고딕"/>
         </w:rPr>
       </w:pPr>
       <w:r>
@@ -1101,8 +1101,6 @@
         </w:rPr>
         <w:t>일</w:t>
       </w:r>
-      <w:bookmarkStart w:id="0" w:name="_GoBack"/>
-      <w:bookmarkEnd w:id="0"/>
     </w:p>
     <w:p>
       <w:pPr>
@@ -1274,6 +1272,9 @@
         <w:pStyle w:val="MS"/>
         <w:spacing w:after="0" w:line="384" w:lineRule="auto"/>
         <w:ind w:left="1000" w:hanging="200"/>
+        <w:rPr>
+          <w:rFonts w:hint="eastAsia"/>
+        </w:rPr>
       </w:pPr>
       <w:r>
         <w:tab/>
@@ -1306,19 +1307,13 @@
         <w:rPr>
           <w:rFonts w:eastAsia="맑은 고딕" w:hAnsi="맑은 고딕" w:hint="eastAsia"/>
         </w:rPr>
-        <w:t xml:space="preserve">반드시 </w:t>
-      </w:r>
-      <w:r>
-        <w:rPr>
-          <w:rFonts w:eastAsia="맑은 고딕" w:hAnsi="맑은 고딕"/>
-        </w:rPr>
-        <w:t>1~8</w:t>
+        <w:t>반드시 입력한다</w:t>
       </w:r>
       <w:r>
         <w:rPr>
           <w:rFonts w:eastAsia="맑은 고딕" w:hAnsi="맑은 고딕" w:hint="eastAsia"/>
         </w:rPr>
-        <w:t>글자 이내의 문자를 입력한다</w:t>
+        <w:t xml:space="preserve">; </w:t>
       </w:r>
     </w:p>
     <w:p>
@@ -2196,7 +2191,7 @@
 </file>
 
 <file path=word/endnotes.xml><?xml version="1.0" encoding="utf-8"?>
-<w:endnotes xmlns:wpc="http://schemas.microsoft.com/office/word/2010/wordprocessingCanvas" xmlns:cx="http://schemas.microsoft.com/office/drawing/2014/chartex" xmlns:mc="http://schemas.openxmlformats.org/markup-compatibility/2006" xmlns:o="urn:schemas-microsoft-com:office:office" xmlns:r="http://schemas.openxmlformats.org/officeDocument/2006/relationships" xmlns:m="http://schemas.openxmlformats.org/officeDocument/2006/math" xmlns:v="urn:schemas-microsoft-com:vml" xmlns:wp14="http://schemas.microsoft.com/office/word/2010/wordprocessingDrawing" xmlns:wp="http://schemas.openxmlformats.org/drawingml/2006/wordprocessingDrawing" xmlns:w10="urn:schemas-microsoft-com:office:word" xmlns:w="http://schemas.openxmlformats.org/wordprocessingml/2006/main" xmlns:w14="http://schemas.microsoft.com/office/word/2010/wordml" xmlns:w15="http://schemas.microsoft.com/office/word/2012/wordml" xmlns:w16se="http://schemas.microsoft.com/office/word/2015/wordml/symex" xmlns:wpg="http://schemas.microsoft.com/office/word/2010/wordprocessingGroup" xmlns:wpi="http://schemas.microsoft.com/office/word/2010/wordprocessingInk" xmlns:wne="http://schemas.microsoft.com/office/word/2006/wordml" xmlns:wps="http://schemas.microsoft.com/office/word/2010/wordprocessingShape" mc:Ignorable="w14 w15 w16se wp14">
+<w:endnotes xmlns:wpc="http://schemas.microsoft.com/office/word/2010/wordprocessingCanvas" xmlns:cx="http://schemas.microsoft.com/office/drawing/2014/chartex" xmlns:cx1="http://schemas.microsoft.com/office/drawing/2015/9/8/chartex" xmlns:cx2="http://schemas.microsoft.com/office/drawing/2015/10/21/chartex" xmlns:cx3="http://schemas.microsoft.com/office/drawing/2016/5/9/chartex" xmlns:cx4="http://schemas.microsoft.com/office/drawing/2016/5/10/chartex" xmlns:cx5="http://schemas.microsoft.com/office/drawing/2016/5/11/chartex" xmlns:cx6="http://schemas.microsoft.com/office/drawing/2016/5/12/chartex" xmlns:cx7="http://schemas.microsoft.com/office/drawing/2016/5/13/chartex" xmlns:cx8="http://schemas.microsoft.com/office/drawing/2016/5/14/chartex" xmlns:mc="http://schemas.openxmlformats.org/markup-compatibility/2006" xmlns:aink="http://schemas.microsoft.com/office/drawing/2016/ink" xmlns:am3d="http://schemas.microsoft.com/office/drawing/2017/model3d" xmlns:o="urn:schemas-microsoft-com:office:office" xmlns:oel="http://schemas.microsoft.com/office/2019/extlst" xmlns:r="http://schemas.openxmlformats.org/officeDocument/2006/relationships" xmlns:m="http://schemas.openxmlformats.org/officeDocument/2006/math" xmlns:v="urn:schemas-microsoft-com:vml" xmlns:wp14="http://schemas.microsoft.com/office/word/2010/wordprocessingDrawing" xmlns:wp="http://schemas.openxmlformats.org/drawingml/2006/wordprocessingDrawing" xmlns:w10="urn:schemas-microsoft-com:office:word" xmlns:w="http://schemas.openxmlformats.org/wordprocessingml/2006/main" xmlns:w14="http://schemas.microsoft.com/office/word/2010/wordml" xmlns:w15="http://schemas.microsoft.com/office/word/2012/wordml" xmlns:w16cex="http://schemas.microsoft.com/office/word/2018/wordml/cex" xmlns:w16cid="http://schemas.microsoft.com/office/word/2016/wordml/cid" xmlns:w16="http://schemas.microsoft.com/office/word/2018/wordml" xmlns:w16du="http://schemas.microsoft.com/office/word/2023/wordml/word16du" xmlns:w16sdtdh="http://schemas.microsoft.com/office/word/2020/wordml/sdtdatahash" xmlns:w16sdtfl="http://schemas.microsoft.com/office/word/2024/wordml/sdtformatlock" xmlns:w16se="http://schemas.microsoft.com/office/word/2015/wordml/symex" xmlns:wpg="http://schemas.microsoft.com/office/word/2010/wordprocessingGroup" xmlns:wpi="http://schemas.microsoft.com/office/word/2010/wordprocessingInk" xmlns:wne="http://schemas.microsoft.com/office/word/2006/wordml" xmlns:wps="http://schemas.microsoft.com/office/word/2010/wordprocessingShape" mc:Ignorable="w14 w15 w16se w16cid w16 w16cex w16sdtdh w16sdtfl w16du wp14">
   <w:endnote w:type="separator" w:id="-1">
     <w:p>
       <w:r>
@@ -2215,7 +2210,7 @@
 </file>
 
 <file path=word/footer1.xml><?xml version="1.0" encoding="utf-8"?>
-<w:ftr xmlns:wpc="http://schemas.microsoft.com/office/word/2010/wordprocessingCanvas" xmlns:cx="http://schemas.microsoft.com/office/drawing/2014/chartex" xmlns:mc="http://schemas.openxmlformats.org/markup-compatibility/2006" xmlns:o="urn:schemas-microsoft-com:office:office" xmlns:r="http://schemas.openxmlformats.org/officeDocument/2006/relationships" xmlns:m="http://schemas.openxmlformats.org/officeDocument/2006/math" xmlns:v="urn:schemas-microsoft-com:vml" xmlns:wp14="http://schemas.microsoft.com/office/word/2010/wordprocessingDrawing" xmlns:wp="http://schemas.openxmlformats.org/drawingml/2006/wordprocessingDrawing" xmlns:w10="urn:schemas-microsoft-com:office:word" xmlns:w="http://schemas.openxmlformats.org/wordprocessingml/2006/main" xmlns:w14="http://schemas.microsoft.com/office/word/2010/wordml" xmlns:w15="http://schemas.microsoft.com/office/word/2012/wordml" xmlns:w16se="http://schemas.microsoft.com/office/word/2015/wordml/symex" xmlns:wpg="http://schemas.microsoft.com/office/word/2010/wordprocessingGroup" xmlns:wpi="http://schemas.microsoft.com/office/word/2010/wordprocessingInk" xmlns:wne="http://schemas.microsoft.com/office/word/2006/wordml" xmlns:wps="http://schemas.microsoft.com/office/word/2010/wordprocessingShape" mc:Ignorable="w14 w15 w16se wp14">
+<w:ftr xmlns:wpc="http://schemas.microsoft.com/office/word/2010/wordprocessingCanvas" xmlns:cx="http://schemas.microsoft.com/office/drawing/2014/chartex" xmlns:cx1="http://schemas.microsoft.com/office/drawing/2015/9/8/chartex" xmlns:cx2="http://schemas.microsoft.com/office/drawing/2015/10/21/chartex" xmlns:cx3="http://schemas.microsoft.com/office/drawing/2016/5/9/chartex" xmlns:cx4="http://schemas.microsoft.com/office/drawing/2016/5/10/chartex" xmlns:cx5="http://schemas.microsoft.com/office/drawing/2016/5/11/chartex" xmlns:cx6="http://schemas.microsoft.com/office/drawing/2016/5/12/chartex" xmlns:cx7="http://schemas.microsoft.com/office/drawing/2016/5/13/chartex" xmlns:cx8="http://schemas.microsoft.com/office/drawing/2016/5/14/chartex" xmlns:mc="http://schemas.openxmlformats.org/markup-compatibility/2006" xmlns:aink="http://schemas.microsoft.com/office/drawing/2016/ink" xmlns:am3d="http://schemas.microsoft.com/office/drawing/2017/model3d" xmlns:o="urn:schemas-microsoft-com:office:office" xmlns:oel="http://schemas.microsoft.com/office/2019/extlst" xmlns:r="http://schemas.openxmlformats.org/officeDocument/2006/relationships" xmlns:m="http://schemas.openxmlformats.org/officeDocument/2006/math" xmlns:v="urn:schemas-microsoft-com:vml" xmlns:wp14="http://schemas.microsoft.com/office/word/2010/wordprocessingDrawing" xmlns:wp="http://schemas.openxmlformats.org/drawingml/2006/wordprocessingDrawing" xmlns:w10="urn:schemas-microsoft-com:office:word" xmlns:w="http://schemas.openxmlformats.org/wordprocessingml/2006/main" xmlns:w14="http://schemas.microsoft.com/office/word/2010/wordml" xmlns:w15="http://schemas.microsoft.com/office/word/2012/wordml" xmlns:w16cex="http://schemas.microsoft.com/office/word/2018/wordml/cex" xmlns:w16cid="http://schemas.microsoft.com/office/word/2016/wordml/cid" xmlns:w16="http://schemas.microsoft.com/office/word/2018/wordml" xmlns:w16du="http://schemas.microsoft.com/office/word/2023/wordml/word16du" xmlns:w16sdtdh="http://schemas.microsoft.com/office/word/2020/wordml/sdtdatahash" xmlns:w16sdtfl="http://schemas.microsoft.com/office/word/2024/wordml/sdtformatlock" xmlns:w16se="http://schemas.microsoft.com/office/word/2015/wordml/symex" xmlns:wpg="http://schemas.microsoft.com/office/word/2010/wordprocessingGroup" xmlns:wpi="http://schemas.microsoft.com/office/word/2010/wordprocessingInk" xmlns:wne="http://schemas.microsoft.com/office/word/2006/wordml" xmlns:wps="http://schemas.microsoft.com/office/word/2010/wordprocessingShape" mc:Ignorable="w14 w15 w16se w16cid w16 w16cex w16sdtdh w16sdtfl w16du wp14">
   <w:sdt>
     <w:sdtPr>
       <w:id w:val="478196638"/>
@@ -2224,7 +2219,6 @@
         <w:docPartUnique/>
       </w:docPartObj>
     </w:sdtPr>
-    <w:sdtEndPr/>
     <w:sdtContent>
       <w:p>
         <w:pPr>
@@ -2262,7 +2256,7 @@
 </file>
 
 <file path=word/footnotes.xml><?xml version="1.0" encoding="utf-8"?>
-<w:footnotes xmlns:wpc="http://schemas.microsoft.com/office/word/2010/wordprocessingCanvas" xmlns:cx="http://schemas.microsoft.com/office/drawing/2014/chartex" xmlns:mc="http://schemas.openxmlformats.org/markup-compatibility/2006" xmlns:o="urn:schemas-microsoft-com:office:office" xmlns:r="http://schemas.openxmlformats.org/officeDocument/2006/relationships" xmlns:m="http://schemas.openxmlformats.org/officeDocument/2006/math" xmlns:v="urn:schemas-microsoft-com:vml" xmlns:wp14="http://schemas.microsoft.com/office/word/2010/wordprocessingDrawing" xmlns:wp="http://schemas.openxmlformats.org/drawingml/2006/wordprocessingDrawing" xmlns:w10="urn:schemas-microsoft-com:office:word" xmlns:w="http://schemas.openxmlformats.org/wordprocessingml/2006/main" xmlns:w14="http://schemas.microsoft.com/office/word/2010/wordml" xmlns:w15="http://schemas.microsoft.com/office/word/2012/wordml" xmlns:w16se="http://schemas.microsoft.com/office/word/2015/wordml/symex" xmlns:wpg="http://schemas.microsoft.com/office/word/2010/wordprocessingGroup" xmlns:wpi="http://schemas.microsoft.com/office/word/2010/wordprocessingInk" xmlns:wne="http://schemas.microsoft.com/office/word/2006/wordml" xmlns:wps="http://schemas.microsoft.com/office/word/2010/wordprocessingShape" mc:Ignorable="w14 w15 w16se wp14">
+<w:footnotes xmlns:wpc="http://schemas.microsoft.com/office/word/2010/wordprocessingCanvas" xmlns:cx="http://schemas.microsoft.com/office/drawing/2014/chartex" xmlns:cx1="http://schemas.microsoft.com/office/drawing/2015/9/8/chartex" xmlns:cx2="http://schemas.microsoft.com/office/drawing/2015/10/21/chartex" xmlns:cx3="http://schemas.microsoft.com/office/drawing/2016/5/9/chartex" xmlns:cx4="http://schemas.microsoft.com/office/drawing/2016/5/10/chartex" xmlns:cx5="http://schemas.microsoft.com/office/drawing/2016/5/11/chartex" xmlns:cx6="http://schemas.microsoft.com/office/drawing/2016/5/12/chartex" xmlns:cx7="http://schemas.microsoft.com/office/drawing/2016/5/13/chartex" xmlns:cx8="http://schemas.microsoft.com/office/drawing/2016/5/14/chartex" xmlns:mc="http://schemas.openxmlformats.org/markup-compatibility/2006" xmlns:aink="http://schemas.microsoft.com/office/drawing/2016/ink" xmlns:am3d="http://schemas.microsoft.com/office/drawing/2017/model3d" xmlns:o="urn:schemas-microsoft-com:office:office" xmlns:oel="http://schemas.microsoft.com/office/2019/extlst" xmlns:r="http://schemas.openxmlformats.org/officeDocument/2006/relationships" xmlns:m="http://schemas.openxmlformats.org/officeDocument/2006/math" xmlns:v="urn:schemas-microsoft-com:vml" xmlns:wp14="http://schemas.microsoft.com/office/word/2010/wordprocessingDrawing" xmlns:wp="http://schemas.openxmlformats.org/drawingml/2006/wordprocessingDrawing" xmlns:w10="urn:schemas-microsoft-com:office:word" xmlns:w="http://schemas.openxmlformats.org/wordprocessingml/2006/main" xmlns:w14="http://schemas.microsoft.com/office/word/2010/wordml" xmlns:w15="http://schemas.microsoft.com/office/word/2012/wordml" xmlns:w16cex="http://schemas.microsoft.com/office/word/2018/wordml/cex" xmlns:w16cid="http://schemas.microsoft.com/office/word/2016/wordml/cid" xmlns:w16="http://schemas.microsoft.com/office/word/2018/wordml" xmlns:w16du="http://schemas.microsoft.com/office/word/2023/wordml/word16du" xmlns:w16sdtdh="http://schemas.microsoft.com/office/word/2020/wordml/sdtdatahash" xmlns:w16sdtfl="http://schemas.microsoft.com/office/word/2024/wordml/sdtformatlock" xmlns:w16se="http://schemas.microsoft.com/office/word/2015/wordml/symex" xmlns:wpg="http://schemas.microsoft.com/office/word/2010/wordprocessingGroup" xmlns:wpi="http://schemas.microsoft.com/office/word/2010/wordprocessingInk" xmlns:wne="http://schemas.microsoft.com/office/word/2006/wordml" xmlns:wps="http://schemas.microsoft.com/office/word/2010/wordprocessingShape" mc:Ignorable="w14 w15 w16se w16cid w16 w16cex w16sdtdh w16sdtfl w16du wp14">
   <w:footnote w:type="separator" w:id="-1">
     <w:p>
       <w:r>
@@ -2281,7 +2275,7 @@
 </file>
 
 <file path=word/numbering.xml><?xml version="1.0" encoding="utf-8"?>
-<w:numbering xmlns:wpc="http://schemas.microsoft.com/office/word/2010/wordprocessingCanvas" xmlns:cx="http://schemas.microsoft.com/office/drawing/2014/chartex" xmlns:mc="http://schemas.openxmlformats.org/markup-compatibility/2006" xmlns:o="urn:schemas-microsoft-com:office:office" xmlns:r="http://schemas.openxmlformats.org/officeDocument/2006/relationships" xmlns:m="http://schemas.openxmlformats.org/officeDocument/2006/math" xmlns:v="urn:schemas-microsoft-com:vml" xmlns:wp14="http://schemas.microsoft.com/office/word/2010/wordprocessingDrawing" xmlns:wp="http://schemas.openxmlformats.org/drawingml/2006/wordprocessingDrawing" xmlns:w10="urn:schemas-microsoft-com:office:word" xmlns:w="http://schemas.openxmlformats.org/wordprocessingml/2006/main" xmlns:w14="http://schemas.microsoft.com/office/word/2010/wordml" xmlns:w15="http://schemas.microsoft.com/office/word/2012/wordml" xmlns:w16se="http://schemas.microsoft.com/office/word/2015/wordml/symex" xmlns:wpg="http://schemas.microsoft.com/office/word/2010/wordprocessingGroup" xmlns:wpi="http://schemas.microsoft.com/office/word/2010/wordprocessingInk" xmlns:wne="http://schemas.microsoft.com/office/word/2006/wordml" xmlns:wps="http://schemas.microsoft.com/office/word/2010/wordprocessingShape" mc:Ignorable="w14 w15 w16se wp14">
+<w:numbering xmlns:wpc="http://schemas.microsoft.com/office/word/2010/wordprocessingCanvas" xmlns:cx="http://schemas.microsoft.com/office/drawing/2014/chartex" xmlns:cx1="http://schemas.microsoft.com/office/drawing/2015/9/8/chartex" xmlns:cx2="http://schemas.microsoft.com/office/drawing/2015/10/21/chartex" xmlns:cx3="http://schemas.microsoft.com/office/drawing/2016/5/9/chartex" xmlns:cx4="http://schemas.microsoft.com/office/drawing/2016/5/10/chartex" xmlns:cx5="http://schemas.microsoft.com/office/drawing/2016/5/11/chartex" xmlns:cx6="http://schemas.microsoft.com/office/drawing/2016/5/12/chartex" xmlns:cx7="http://schemas.microsoft.com/office/drawing/2016/5/13/chartex" xmlns:cx8="http://schemas.microsoft.com/office/drawing/2016/5/14/chartex" xmlns:mc="http://schemas.openxmlformats.org/markup-compatibility/2006" xmlns:aink="http://schemas.microsoft.com/office/drawing/2016/ink" xmlns:am3d="http://schemas.microsoft.com/office/drawing/2017/model3d" xmlns:o="urn:schemas-microsoft-com:office:office" xmlns:oel="http://schemas.microsoft.com/office/2019/extlst" xmlns:r="http://schemas.openxmlformats.org/officeDocument/2006/relationships" xmlns:m="http://schemas.openxmlformats.org/officeDocument/2006/math" xmlns:v="urn:schemas-microsoft-com:vml" xmlns:wp14="http://schemas.microsoft.com/office/word/2010/wordprocessingDrawing" xmlns:wp="http://schemas.openxmlformats.org/drawingml/2006/wordprocessingDrawing" xmlns:w10="urn:schemas-microsoft-com:office:word" xmlns:w="http://schemas.openxmlformats.org/wordprocessingml/2006/main" xmlns:w14="http://schemas.microsoft.com/office/word/2010/wordml" xmlns:w15="http://schemas.microsoft.com/office/word/2012/wordml" xmlns:w16cex="http://schemas.microsoft.com/office/word/2018/wordml/cex" xmlns:w16cid="http://schemas.microsoft.com/office/word/2016/wordml/cid" xmlns:w16="http://schemas.microsoft.com/office/word/2018/wordml" xmlns:w16du="http://schemas.microsoft.com/office/word/2023/wordml/word16du" xmlns:w16sdtdh="http://schemas.microsoft.com/office/word/2020/wordml/sdtdatahash" xmlns:w16sdtfl="http://schemas.microsoft.com/office/word/2024/wordml/sdtformatlock" xmlns:w16se="http://schemas.microsoft.com/office/word/2015/wordml/symex" xmlns:wpg="http://schemas.microsoft.com/office/word/2010/wordprocessingGroup" xmlns:wpi="http://schemas.microsoft.com/office/word/2010/wordprocessingInk" xmlns:wne="http://schemas.microsoft.com/office/word/2006/wordml" xmlns:wps="http://schemas.microsoft.com/office/word/2010/wordprocessingShape" mc:Ignorable="w14 w15 w16se w16cid w16 w16cex w16sdtdh w16sdtfl w16du wp14">
   <w:abstractNum w:abstractNumId="0" w15:restartNumberingAfterBreak="0">
     <w:nsid w:val="02E12469"/>
     <w:multiLevelType w:val="hybridMultilevel"/>
@@ -7488,143 +7482,143 @@
       </w:pPr>
     </w:lvl>
   </w:abstractNum>
-  <w:num w:numId="1">
+  <w:num w:numId="1" w16cid:durableId="2054218">
     <w:abstractNumId w:val="36"/>
   </w:num>
-  <w:num w:numId="2">
+  <w:num w:numId="2" w16cid:durableId="825130160">
     <w:abstractNumId w:val="18"/>
   </w:num>
-  <w:num w:numId="3">
+  <w:num w:numId="3" w16cid:durableId="2090347295">
     <w:abstractNumId w:val="12"/>
   </w:num>
-  <w:num w:numId="4">
+  <w:num w:numId="4" w16cid:durableId="1880120164">
     <w:abstractNumId w:val="34"/>
   </w:num>
-  <w:num w:numId="5">
+  <w:num w:numId="5" w16cid:durableId="1740589772">
     <w:abstractNumId w:val="26"/>
   </w:num>
-  <w:num w:numId="6">
+  <w:num w:numId="6" w16cid:durableId="702874117">
     <w:abstractNumId w:val="15"/>
   </w:num>
-  <w:num w:numId="7">
+  <w:num w:numId="7" w16cid:durableId="249003401">
     <w:abstractNumId w:val="3"/>
   </w:num>
-  <w:num w:numId="8">
+  <w:num w:numId="8" w16cid:durableId="1727995351">
     <w:abstractNumId w:val="38"/>
   </w:num>
-  <w:num w:numId="9">
+  <w:num w:numId="9" w16cid:durableId="40247821">
     <w:abstractNumId w:val="31"/>
   </w:num>
-  <w:num w:numId="10">
+  <w:num w:numId="10" w16cid:durableId="885021029">
     <w:abstractNumId w:val="30"/>
   </w:num>
-  <w:num w:numId="11">
+  <w:num w:numId="11" w16cid:durableId="1553809622">
     <w:abstractNumId w:val="14"/>
   </w:num>
-  <w:num w:numId="12">
+  <w:num w:numId="12" w16cid:durableId="2139564402">
     <w:abstractNumId w:val="37"/>
   </w:num>
-  <w:num w:numId="13">
+  <w:num w:numId="13" w16cid:durableId="2088265979">
     <w:abstractNumId w:val="25"/>
   </w:num>
-  <w:num w:numId="14">
+  <w:num w:numId="14" w16cid:durableId="1604990087">
     <w:abstractNumId w:val="33"/>
   </w:num>
-  <w:num w:numId="15">
+  <w:num w:numId="15" w16cid:durableId="1623224036">
     <w:abstractNumId w:val="20"/>
   </w:num>
-  <w:num w:numId="16">
+  <w:num w:numId="16" w16cid:durableId="2096897649">
     <w:abstractNumId w:val="24"/>
   </w:num>
-  <w:num w:numId="17">
+  <w:num w:numId="17" w16cid:durableId="2118014371">
     <w:abstractNumId w:val="5"/>
   </w:num>
-  <w:num w:numId="18">
+  <w:num w:numId="18" w16cid:durableId="867258337">
     <w:abstractNumId w:val="41"/>
   </w:num>
-  <w:num w:numId="19">
+  <w:num w:numId="19" w16cid:durableId="340007037">
     <w:abstractNumId w:val="35"/>
   </w:num>
-  <w:num w:numId="20">
+  <w:num w:numId="20" w16cid:durableId="380255195">
     <w:abstractNumId w:val="16"/>
   </w:num>
-  <w:num w:numId="21">
+  <w:num w:numId="21" w16cid:durableId="1295015503">
     <w:abstractNumId w:val="22"/>
   </w:num>
-  <w:num w:numId="22">
+  <w:num w:numId="22" w16cid:durableId="980116829">
     <w:abstractNumId w:val="6"/>
   </w:num>
-  <w:num w:numId="23">
+  <w:num w:numId="23" w16cid:durableId="399330363">
     <w:abstractNumId w:val="21"/>
   </w:num>
-  <w:num w:numId="24">
+  <w:num w:numId="24" w16cid:durableId="1691877849">
     <w:abstractNumId w:val="4"/>
   </w:num>
-  <w:num w:numId="25">
+  <w:num w:numId="25" w16cid:durableId="1552886037">
     <w:abstractNumId w:val="19"/>
   </w:num>
-  <w:num w:numId="26">
+  <w:num w:numId="26" w16cid:durableId="1185942465">
     <w:abstractNumId w:val="8"/>
   </w:num>
-  <w:num w:numId="27">
+  <w:num w:numId="27" w16cid:durableId="664436243">
     <w:abstractNumId w:val="40"/>
   </w:num>
-  <w:num w:numId="28">
+  <w:num w:numId="28" w16cid:durableId="2115048929">
     <w:abstractNumId w:val="23"/>
   </w:num>
-  <w:num w:numId="29">
+  <w:num w:numId="29" w16cid:durableId="1676419479">
     <w:abstractNumId w:val="10"/>
   </w:num>
-  <w:num w:numId="30">
+  <w:num w:numId="30" w16cid:durableId="1086800396">
     <w:abstractNumId w:val="17"/>
   </w:num>
-  <w:num w:numId="31">
+  <w:num w:numId="31" w16cid:durableId="1975286422">
     <w:abstractNumId w:val="39"/>
   </w:num>
-  <w:num w:numId="32">
+  <w:num w:numId="32" w16cid:durableId="468133493">
     <w:abstractNumId w:val="7"/>
   </w:num>
-  <w:num w:numId="33">
+  <w:num w:numId="33" w16cid:durableId="788663211">
     <w:abstractNumId w:val="13"/>
   </w:num>
-  <w:num w:numId="34">
+  <w:num w:numId="34" w16cid:durableId="1880118800">
     <w:abstractNumId w:val="28"/>
   </w:num>
-  <w:num w:numId="35">
+  <w:num w:numId="35" w16cid:durableId="955716361">
     <w:abstractNumId w:val="11"/>
   </w:num>
-  <w:num w:numId="36">
+  <w:num w:numId="36" w16cid:durableId="315694354">
     <w:abstractNumId w:val="42"/>
   </w:num>
-  <w:num w:numId="37">
+  <w:num w:numId="37" w16cid:durableId="1451897998">
     <w:abstractNumId w:val="2"/>
   </w:num>
-  <w:num w:numId="38">
+  <w:num w:numId="38" w16cid:durableId="214859491">
     <w:abstractNumId w:val="27"/>
   </w:num>
-  <w:num w:numId="39">
+  <w:num w:numId="39" w16cid:durableId="505901359">
     <w:abstractNumId w:val="43"/>
   </w:num>
-  <w:num w:numId="40">
+  <w:num w:numId="40" w16cid:durableId="563217857">
     <w:abstractNumId w:val="32"/>
   </w:num>
-  <w:num w:numId="41">
+  <w:num w:numId="41" w16cid:durableId="2010405273">
     <w:abstractNumId w:val="29"/>
   </w:num>
-  <w:num w:numId="42">
+  <w:num w:numId="42" w16cid:durableId="1032917613">
     <w:abstractNumId w:val="9"/>
   </w:num>
-  <w:num w:numId="43">
+  <w:num w:numId="43" w16cid:durableId="663901786">
     <w:abstractNumId w:val="0"/>
   </w:num>
-  <w:num w:numId="44">
+  <w:num w:numId="44" w16cid:durableId="1731801758">
     <w:abstractNumId w:val="1"/>
   </w:num>
 </w:numbering>
 </file>
 
 <file path=word/styles.xml><?xml version="1.0" encoding="utf-8"?>
-<w:styles xmlns:mc="http://schemas.openxmlformats.org/markup-compatibility/2006" xmlns:r="http://schemas.openxmlformats.org/officeDocument/2006/relationships" xmlns:w="http://schemas.openxmlformats.org/wordprocessingml/2006/main" xmlns:w14="http://schemas.microsoft.com/office/word/2010/wordml" xmlns:w15="http://schemas.microsoft.com/office/word/2012/wordml" xmlns:w16se="http://schemas.microsoft.com/office/word/2015/wordml/symex" mc:Ignorable="w14 w15 w16se">
+<w:styles xmlns:mc="http://schemas.openxmlformats.org/markup-compatibility/2006" xmlns:r="http://schemas.openxmlformats.org/officeDocument/2006/relationships" xmlns:w="http://schemas.openxmlformats.org/wordprocessingml/2006/main" xmlns:w14="http://schemas.microsoft.com/office/word/2010/wordml" xmlns:w15="http://schemas.microsoft.com/office/word/2012/wordml" xmlns:w16cex="http://schemas.microsoft.com/office/word/2018/wordml/cex" xmlns:w16cid="http://schemas.microsoft.com/office/word/2016/wordml/cid" xmlns:w16="http://schemas.microsoft.com/office/word/2018/wordml" xmlns:w16du="http://schemas.microsoft.com/office/word/2023/wordml/word16du" xmlns:w16sdtdh="http://schemas.microsoft.com/office/word/2020/wordml/sdtdatahash" xmlns:w16sdtfl="http://schemas.microsoft.com/office/word/2024/wordml/sdtformatlock" xmlns:w16se="http://schemas.microsoft.com/office/word/2015/wordml/symex" mc:Ignorable="w14 w15 w16se w16cid w16 w16cex w16sdtdh w16sdtfl w16du">
   <w:docDefaults>
     <w:rPrDefault>
       <w:rPr>
@@ -7641,7 +7635,7 @@
       </w:pPr>
     </w:pPrDefault>
   </w:docDefaults>
-  <w:latentStyles w:defLockedState="0" w:defUIPriority="99" w:defSemiHidden="0" w:defUnhideWhenUsed="0" w:defQFormat="0" w:count="371">
+  <w:latentStyles w:defLockedState="0" w:defUIPriority="99" w:defSemiHidden="0" w:defUnhideWhenUsed="0" w:defQFormat="0" w:count="376">
     <w:lsdException w:name="Normal" w:uiPriority="0" w:qFormat="1"/>
     <w:lsdException w:name="heading 1" w:uiPriority="9" w:qFormat="1"/>
     <w:lsdException w:name="heading 2" w:semiHidden="1" w:uiPriority="9" w:unhideWhenUsed="1" w:qFormat="1"/>
@@ -8013,6 +8007,11 @@
     <w:lsdException w:name="List Table 5 Dark Accent 6" w:uiPriority="50"/>
     <w:lsdException w:name="List Table 6 Colorful Accent 6" w:uiPriority="51"/>
     <w:lsdException w:name="List Table 7 Colorful Accent 6" w:uiPriority="52"/>
+    <w:lsdException w:name="Mention" w:semiHidden="1" w:unhideWhenUsed="1"/>
+    <w:lsdException w:name="Smart Hyperlink" w:semiHidden="1" w:unhideWhenUsed="1"/>
+    <w:lsdException w:name="Hashtag" w:semiHidden="1" w:unhideWhenUsed="1"/>
+    <w:lsdException w:name="Unresolved Mention" w:semiHidden="1" w:unhideWhenUsed="1"/>
+    <w:lsdException w:name="Smart Link" w:semiHidden="1" w:unhideWhenUsed="1"/>
   </w:latentStyles>
   <w:style w:type="paragraph" w:default="1" w:styleId="a">
     <w:name w:val="Normal"/>
